--- a/templates/docx/discovery-summary.docx
+++ b/templates/docx/discovery-summary.docx
@@ -56,7 +56,7 @@
           <w:color w:val="ED1B24"/>
           <w:sz w:val="16"/>
         </w:rPr>
-        <w:t>Gate 1   |   Routes: light / standard / full   |   Version: v0.1 draft → v1.0 on approval → v1.1 after a logged change</w:t>
+        <w:t>Approval: discovery   |   Routes: light / standard / full   |   Version: v0.1 draft → v1.0 on approval → v1.1 after a logged change</w:t>
       </w:r>
     </w:p>
     <w:p>
@@ -1611,7 +1611,7 @@
           <w:color w:val="212333"/>
           <w:sz w:val="26"/>
         </w:rPr>
-        <w:t>Guardrails — agreed at Gate 1</w:t>
+        <w:t>Guardrails — agreed at the discovery approval</w:t>
       </w:r>
     </w:p>
     <w:tbl>
@@ -1821,7 +1821,7 @@
                 <w:color w:val="6A6A6A"/>
                 <w:sz w:val="17"/>
               </w:rPr>
-              <w:t>Carried forward from the sales handover</w:t>
+              <w:t>Carried forward from the studio brief</w:t>
             </w:r>
           </w:p>
         </w:tc>
@@ -2293,7 +2293,7 @@
           <w:color w:val="6A6A6A"/>
           <w:sz w:val="17"/>
         </w:rPr>
-        <w:t>Carry forward from the sales handover and add anything discovery has ruled out. The spec builder generates a client-ready version of this list.</w:t>
+        <w:t>Carry forward from the studio brief and add anything discovery has ruled out. The spec builder generates a client-ready version of this list.</w:t>
       </w:r>
     </w:p>
     <w:tbl>
